--- a/REI-Recogida-de-datos/Materiales en español/05 - Fase 3 - Informe final.docx
+++ b/REI-Recogida-de-datos/Materiales en español/05 - Fase 3 - Informe final.docx
@@ -8,7 +8,7 @@
       </w:pPr>
     </w:p>
     <w:p>
-      <w:pPr xmlns:w="http://schemas.openxmlformats.org/wordprocessingml/2006/main" xmlns:w14="http://schemas.microsoft.com/office/word/2010/wordml">
+      <w:pPr>
         <w:rPr>
           <w:rFonts w:ascii="Ink Free" w:eastAsia="Century" w:hAnsi="Ink Free" w:cs="Century"/>
           <w:b/>
@@ -28,7 +28,7 @@
           </w14:textOutline>
         </w:rPr>
       </w:pPr>
-      <w:r xmlns:w="http://schemas.openxmlformats.org/wordprocessingml/2006/main" xmlns:w14="http://schemas.microsoft.com/office/word/2010/wordml">
+      <w:r>
         <w:rPr>
           <w:rFonts w:ascii="Ink Free" w:eastAsia="Century" w:hAnsi="Ink Free" w:cs="Century"/>
           <w:b/>
@@ -47,11 +47,11 @@
             <w14:round/>
           </w14:textOutline>
         </w:rPr>
-        <w:t xml:space="preserve">Informe final</w:t>
+        <w:t>Informe final</w:t>
       </w:r>
     </w:p>
     <w:p>
-      <w:pPr xmlns:w="http://schemas.openxmlformats.org/wordprocessingml/2006/main">
+      <w:pPr>
         <w:pStyle w:val="ListParagraph"/>
         <w:numPr>
           <w:ilvl w:val="0"/>
@@ -63,7 +63,7 @@
           <w:szCs w:val="24"/>
         </w:rPr>
       </w:pPr>
-      <w:r xmlns:w="http://schemas.openxmlformats.org/wordprocessingml/2006/main">
+      <w:r>
         <w:rPr>
           <w:rFonts w:ascii="Arial Nova" w:hAnsi="Arial Nova"/>
           <w:sz w:val="24"/>
@@ -71,26 +71,37 @@
         </w:rPr>
         <w:t xml:space="preserve">Explicación de las distintas etapas del proceso. Explíquelas utilizando el vocabulario concreto. </w:t>
       </w:r>
-      <w:r xmlns:w="http://schemas.openxmlformats.org/wordprocessingml/2006/main">
+      <w:r>
         <w:rPr>
           <w:rFonts w:ascii="Arial Nova" w:hAnsi="Arial Nova"/>
           <w:sz w:val="24"/>
           <w:szCs w:val="24"/>
           <w:highlight w:val="lightGray"/>
         </w:rPr>
-        <w:t xml:space="preserve">Subraye el vocabulario específico cuando lo utilice </w:t>
+        <w:t xml:space="preserve">Subraye el vocabulario específico cuando lo </w:t>
       </w:r>
-      <w:r xmlns:w="http://schemas.openxmlformats.org/wordprocessingml/2006/main">
+      <w:proofErr w:type="gramStart"/>
+      <w:r>
+        <w:rPr>
+          <w:rFonts w:ascii="Arial Nova" w:hAnsi="Arial Nova"/>
+          <w:sz w:val="24"/>
+          <w:szCs w:val="24"/>
+          <w:highlight w:val="lightGray"/>
+        </w:rPr>
+        <w:t xml:space="preserve">utilice </w:t>
+      </w:r>
+      <w:r>
         <w:rPr>
           <w:rFonts w:ascii="Arial Nova" w:hAnsi="Arial Nova"/>
           <w:sz w:val="24"/>
           <w:szCs w:val="24"/>
         </w:rPr>
-        <w:t xml:space="preserve">.</w:t>
+        <w:t>.</w:t>
       </w:r>
+      <w:proofErr w:type="gramEnd"/>
     </w:p>
     <w:p>
-      <w:pPr xmlns:w="http://schemas.openxmlformats.org/wordprocessingml/2006/main">
+      <w:pPr>
         <w:pStyle w:val="ListParagraph"/>
         <w:numPr>
           <w:ilvl w:val="0"/>
@@ -100,7 +111,7 @@
           <w:rFonts w:asciiTheme="majorHAnsi" w:hAnsiTheme="majorHAnsi" w:cstheme="majorHAnsi"/>
         </w:rPr>
       </w:pPr>
-      <w:r xmlns:w="http://schemas.openxmlformats.org/wordprocessingml/2006/main">
+      <w:r>
         <w:rPr>
           <w:rFonts w:ascii="Arial Nova" w:hAnsi="Arial Nova"/>
           <w:sz w:val="24"/>
@@ -108,36 +119,18 @@
         </w:rPr>
         <w:t xml:space="preserve">Justificación de la respuesta a partir del experimento sistemático. </w:t>
       </w:r>
-      <w:r xmlns:w="http://schemas.openxmlformats.org/wordprocessingml/2006/main">
+      <w:r>
         <w:rPr>
           <w:rFonts w:ascii="Arial Nova" w:hAnsi="Arial Nova" w:cstheme="majorHAnsi"/>
           <w:sz w:val="24"/>
           <w:szCs w:val="24"/>
         </w:rPr>
-        <w:t xml:space="preserve">Explique en qué se basa para dar la respuesta anterior. ¿Qué proceso ha seguido, qué resultados ha obtenido y lo seguro que está?</w:t>
+        <w:t>Explique en qué se basa para dar la respuesta anterior. ¿Qué proceso ha seguido, qué resultados ha obtenido y lo seguro que está?</w:t>
       </w:r>
     </w:p>
     <w:p>
       <w:pPr>
         <w:jc w:val="center"/>
-        <w:rPr>
-          <w:rFonts w:ascii="Ink Free" w:eastAsia="Century" w:hAnsi="Ink Free" w:cs="Century"/>
-          <w:b/>
-          <w:bCs/>
-          <w:color w:val="4472C4" w:themeColor="accent1"/>
-          <w:sz w:val="52"/>
-          <w:szCs w:val="52"/>
-          <w14:shadow w14:blurRad="38100" w14:dist="25400" w14:dir="5400000" w14:sx="100000" w14:sy="100000" w14:kx="0" w14:ky="0" w14:algn="ctr">
-            <w14:srgbClr w14:val="6E747A">
-              <w14:alpha w14:val="57000"/>
-            </w14:srgbClr>
-          </w14:shadow>
-          <w14:textOutline w14:w="0" w14:cap="flat" w14:cmpd="sng" w14:algn="ctr">
-            <w14:noFill/>
-            <w14:prstDash w14:val="solid"/>
-            <w14:round/>
-          </w14:textOutline>
-        </w:rPr>
       </w:pPr>
       <w:r>
         <w:rPr>
@@ -191,6 +184,26 @@
             </a:graphic>
           </wp:inline>
         </w:drawing>
+      </w:r>
+    </w:p>
+    <w:p>
+      <w:pPr>
+        <w:tabs>
+          <w:tab w:val="left" w:pos="3780"/>
+        </w:tabs>
+        <w:rPr>
+          <w:rFonts w:ascii="Ink Free" w:eastAsia="Century" w:hAnsi="Ink Free" w:cs="Century"/>
+          <w:sz w:val="52"/>
+          <w:szCs w:val="52"/>
+        </w:rPr>
+      </w:pPr>
+      <w:r>
+        <w:rPr>
+          <w:rFonts w:ascii="Ink Free" w:eastAsia="Century" w:hAnsi="Ink Free" w:cs="Century"/>
+          <w:sz w:val="52"/>
+          <w:szCs w:val="52"/>
+        </w:rPr>
+        <w:tab/>
       </w:r>
     </w:p>
     <w:p>
@@ -270,7 +283,7 @@
       </w:r>
     </w:p>
     <w:p>
-      <w:pPr xmlns:w="http://schemas.openxmlformats.org/wordprocessingml/2006/main" xmlns:w14="http://schemas.microsoft.com/office/word/2010/wordml">
+      <w:pPr>
         <w:jc w:val="center"/>
         <w:rPr>
           <w:rFonts w:ascii="Arial Nova" w:eastAsia="Century" w:hAnsi="Arial Nova" w:cs="Century"/>
@@ -291,7 +304,7 @@
           </w14:textOutline>
         </w:rPr>
       </w:pPr>
-      <w:r xmlns:w="http://schemas.openxmlformats.org/wordprocessingml/2006/main" xmlns:mc="http://schemas.openxmlformats.org/markup-compatibility/2006" xmlns:w16se="http://schemas.microsoft.com/office/word/2015/wordml/symex">
+      <w:r>
         <w:rPr>
           <mc:AlternateContent>
             <mc:Choice Requires="w16se">
@@ -302,7 +315,7 @@
             </mc:Fallback>
           </mc:AlternateContent>
         </w:rPr>
-        <mc:AlternateContent xmlns:mc="http://schemas.openxmlformats.org/markup-compatibility/2006" xmlns:w16se="http://schemas.microsoft.com/office/word/2015/wordml/symex" xmlns:w="http://schemas.openxmlformats.org/wordprocessingml/2006/main">
+        <mc:AlternateContent>
           <mc:Choice Requires="w16se">
             <w16se:symEx w16se:font="Segoe UI Emoji" w16se:char="1F3A8"/>
           </mc:Choice>
@@ -311,11 +324,11 @@
           </mc:Fallback>
         </mc:AlternateContent>
       </w:r>
-      <w:r xmlns:w="http://schemas.openxmlformats.org/wordprocessingml/2006/main">
+      <w:r>
         <w:rPr>
           <w:rFonts w:asciiTheme="majorHAnsi" w:hAnsiTheme="majorHAnsi" w:cstheme="majorHAnsi"/>
         </w:rPr>
-        <w:t xml:space="preserve">Para terminar, pinte en la portada su respuesta final.</w:t>
+        <w:t>Para terminar, pinte en la portada su respuesta final.</w:t>
       </w:r>
     </w:p>
     <w:sectPr>
@@ -435,6 +448,84 @@
         <w:color w:val="000000"/>
       </w:rPr>
     </w:pPr>
+    <w:r>
+      <w:rPr>
+        <w:noProof/>
+      </w:rPr>
+      <w:drawing>
+        <wp:anchor distT="0" distB="0" distL="114300" distR="114300" simplePos="0" relativeHeight="251668480" behindDoc="0" locked="0" layoutInCell="1" allowOverlap="1" wp14:anchorId="2F060795" wp14:editId="155DB766">
+          <wp:simplePos x="0" y="0"/>
+          <wp:positionH relativeFrom="column">
+            <wp:posOffset>0</wp:posOffset>
+          </wp:positionH>
+          <wp:positionV relativeFrom="paragraph">
+            <wp:posOffset>0</wp:posOffset>
+          </wp:positionV>
+          <wp:extent cx="2092960" cy="556895"/>
+          <wp:effectExtent l="0" t="0" r="2540" b="0"/>
+          <wp:wrapNone/>
+          <wp:docPr id="616149503" name="Picture 2" descr="A grey square with white text&#10;&#10;AI-generated content may be incorrect.">
+            <a:extLst xmlns:a="http://schemas.openxmlformats.org/drawingml/2006/main">
+              <a:ext uri="{FF2B5EF4-FFF2-40B4-BE49-F238E27FC236}">
+                <a16:creationId xmlns:a16="http://schemas.microsoft.com/office/drawing/2014/main" id="{2ADF4236-C311-988C-1EAF-F33444BF8989}"/>
+              </a:ext>
+            </a:extLst>
+          </wp:docPr>
+          <wp:cNvGraphicFramePr>
+            <a:graphicFrameLocks xmlns:a="http://schemas.openxmlformats.org/drawingml/2006/main" noChangeAspect="1"/>
+          </wp:cNvGraphicFramePr>
+          <a:graphic xmlns:a="http://schemas.openxmlformats.org/drawingml/2006/main">
+            <a:graphicData uri="http://schemas.openxmlformats.org/drawingml/2006/picture">
+              <pic:pic xmlns:pic="http://schemas.openxmlformats.org/drawingml/2006/picture">
+                <pic:nvPicPr>
+                  <pic:cNvPr id="1026" name="Picture 2" descr="A grey square with white text&#10;&#10;AI-generated content may be incorrect.">
+                    <a:extLst>
+                      <a:ext uri="{FF2B5EF4-FFF2-40B4-BE49-F238E27FC236}">
+                        <a16:creationId xmlns:a16="http://schemas.microsoft.com/office/drawing/2014/main" id="{2ADF4236-C311-988C-1EAF-F33444BF8989}"/>
+                      </a:ext>
+                    </a:extLst>
+                  </pic:cNvPr>
+                  <pic:cNvPicPr>
+                    <a:picLocks noChangeAspect="1"/>
+                  </pic:cNvPicPr>
+                </pic:nvPicPr>
+                <pic:blipFill rotWithShape="1">
+                  <a:blip r:embed="rId1">
+                    <a:extLst>
+                      <a:ext uri="{28A0092B-C50C-407E-A947-70E740481C1C}">
+                        <a14:useLocalDpi xmlns:a14="http://schemas.microsoft.com/office/drawing/2010/main" val="0"/>
+                      </a:ext>
+                    </a:extLst>
+                  </a:blip>
+                  <a:srcRect r="18171" b="16231"/>
+                  <a:stretch>
+                    <a:fillRect/>
+                  </a:stretch>
+                </pic:blipFill>
+                <pic:spPr bwMode="auto">
+                  <a:xfrm>
+                    <a:off x="0" y="0"/>
+                    <a:ext cx="2092960" cy="556895"/>
+                  </a:xfrm>
+                  <a:prstGeom prst="rect">
+                    <a:avLst/>
+                  </a:prstGeom>
+                  <a:noFill/>
+                  <a:ln>
+                    <a:noFill/>
+                  </a:ln>
+                  <a:extLst>
+                    <a:ext uri="{53640926-AAD7-44D8-BBD7-CCE9431645EC}">
+                      <a14:shadowObscured xmlns:a14="http://schemas.microsoft.com/office/drawing/2010/main"/>
+                    </a:ext>
+                  </a:extLst>
+                </pic:spPr>
+              </pic:pic>
+            </a:graphicData>
+          </a:graphic>
+        </wp:anchor>
+      </w:drawing>
+    </w:r>
   </w:p>
 </w:ftr>
 </file>
@@ -488,7 +579,7 @@
 <file path=word/header2.xml><?xml version="1.0" encoding="utf-8"?>
 <w:hdr xmlns:wpc="http://schemas.microsoft.com/office/word/2010/wordprocessingCanvas" xmlns:cx="http://schemas.microsoft.com/office/drawing/2014/chartex" xmlns:cx1="http://schemas.microsoft.com/office/drawing/2015/9/8/chartex" xmlns:cx2="http://schemas.microsoft.com/office/drawing/2015/10/21/chartex" xmlns:cx3="http://schemas.microsoft.com/office/drawing/2016/5/9/chartex" xmlns:cx4="http://schemas.microsoft.com/office/drawing/2016/5/10/chartex" xmlns:cx5="http://schemas.microsoft.com/office/drawing/2016/5/11/chartex" xmlns:cx6="http://schemas.microsoft.com/office/drawing/2016/5/12/chartex" xmlns:cx7="http://schemas.microsoft.com/office/drawing/2016/5/13/chartex" xmlns:cx8="http://schemas.microsoft.com/office/drawing/2016/5/14/chartex" xmlns:mc="http://schemas.openxmlformats.org/markup-compatibility/2006" xmlns:aink="http://schemas.microsoft.com/office/drawing/2016/ink" xmlns:am3d="http://schemas.microsoft.com/office/drawing/2017/model3d" xmlns:o="urn:schemas-microsoft-com:office:office" xmlns:oel="http://schemas.microsoft.com/office/2019/extlst" xmlns:r="http://schemas.openxmlformats.org/officeDocument/2006/relationships" xmlns:m="http://schemas.openxmlformats.org/officeDocument/2006/math" xmlns:v="urn:schemas-microsoft-com:vml" xmlns:wp14="http://schemas.microsoft.com/office/word/2010/wordprocessingDrawing" xmlns:wp="http://schemas.openxmlformats.org/drawingml/2006/wordprocessingDrawing" xmlns:w10="urn:schemas-microsoft-com:office:word" xmlns:w="http://schemas.openxmlformats.org/wordprocessingml/2006/main" xmlns:w14="http://schemas.microsoft.com/office/word/2010/wordml" xmlns:w15="http://schemas.microsoft.com/office/word/2012/wordml" xmlns:w16cex="http://schemas.microsoft.com/office/word/2018/wordml/cex" xmlns:w16cid="http://schemas.microsoft.com/office/word/2016/wordml/cid" xmlns:w16="http://schemas.microsoft.com/office/word/2018/wordml" xmlns:w16du="http://schemas.microsoft.com/office/word/2023/wordml/word16du" xmlns:w16sdtdh="http://schemas.microsoft.com/office/word/2020/wordml/sdtdatahash" xmlns:w16sdtfl="http://schemas.microsoft.com/office/word/2024/wordml/sdtformatlock" xmlns:w16se="http://schemas.microsoft.com/office/word/2015/wordml/symex" xmlns:wpg="http://schemas.microsoft.com/office/word/2010/wordprocessingGroup" xmlns:wpi="http://schemas.microsoft.com/office/word/2010/wordprocessingInk" xmlns:wne="http://schemas.microsoft.com/office/word/2006/wordml" xmlns:wps="http://schemas.microsoft.com/office/word/2010/wordprocessingShape" mc:Ignorable="w14 w15 w16se w16cid w16 w16cex w16sdtdh w16sdtfl w16du wp14">
   <w:p>
-    <w:pPr xmlns:w="http://schemas.openxmlformats.org/wordprocessingml/2006/main">
+    <w:pPr>
       <w:pBdr>
         <w:top w:val="nil"/>
         <w:left w:val="nil"/>
@@ -510,7 +601,7 @@
         <w:szCs w:val="20"/>
       </w:rPr>
     </w:pPr>
-    <w:r xmlns:w="http://schemas.openxmlformats.org/wordprocessingml/2006/main">
+    <w:r>
       <w:rPr>
         <w:rFonts w:ascii="Century" w:eastAsia="Century" w:hAnsi="Century" w:cs="Century"/>
         <w:color w:val="262626"/>
